--- a/DB/문화사역팀/CUL_문화사역팀매뉴얼_201-203_사랑과평안의교회.docx
+++ b/DB/문화사역팀/CUL_문화사역팀매뉴얼_201-203_사랑과평안의교회.docx
@@ -2608,6 +2608,40 @@
                 <w:szCs w:val="16"/>
               </w:rPr>
               <w:t xml:space="preserve">문화사역팀·교역자</w:t>
+            </w:r>
+          </w:p>
+        </w:tc>
+        <w:tc>
+          <w:tcPr>
+            <w:tcW w:type="dxa" w:w="1870"/>
+            <w:tcBorders>
+              <w:top w:val="single" w:color="B0C8E0" w:sz="4"/>
+              <w:left w:val="single" w:color="B0C8E0" w:sz="4"/>
+              <w:bottom w:val="single" w:color="B0C8E0" w:sz="4"/>
+              <w:right w:val="single" w:color="B0C8E0" w:sz="4"/>
+            </w:tcBorders>
+            <w:shd w:fill="FFFFFF" w:val="clear"/>
+            <w:tcMar>
+              <w:top w:type="dxa" w:w="70"/>
+              <w:left w:type="dxa" w:w="100"/>
+              <w:bottom w:type="dxa" w:w="70"/>
+              <w:right w:type="dxa" w:w="80"/>
+            </w:tcMar>
+          </w:tcPr>
+          <w:p>
+            <w:pPr>
+              <w:jc w:val="left"/>
+            </w:pPr>
+            <w:r>
+              <w:rPr>
+                <w:rFonts w:ascii="맑은 고딕" w:cs="맑은 고딕" w:eastAsia="맑은 고딕" w:hAnsi="맑은 고딕"/>
+                <w:b w:val="false"/>
+                <w:bCs w:val="false"/>
+                <w:color w:val="1A1A1A"/>
+                <w:sz w:val="16"/>
+                <w:szCs w:val="16"/>
+              </w:rPr>
+              <w:t xml:space="preserve"/>
             </w:r>
           </w:p>
         </w:tc>
